--- a/templates/en/cover_letter_template.docx
+++ b/templates/en/cover_letter_template.docx
@@ -194,7 +194,7 @@
                                 <w:sz w:val="24"/>
                                 <w:szCs w:val="28"/>
                               </w:rPr>
-                              <w:t>juanaponterojas01@gmail.com                                                                                      Braunschweig</w:t>
+                              <w:t>juanaponterojas01@gmail.com                                                                                      Brunswick</w:t>
                             </w:r>
                           </w:p>
                         </w:txbxContent>
@@ -250,7 +250,7 @@
                           <w:sz w:val="24"/>
                           <w:szCs w:val="28"/>
                         </w:rPr>
-                        <w:t>juanaponterojas01@gmail.com                                                                                      Braunschweig</w:t>
+                        <w:t>juanaponterojas01@gmail.com                                                                                      Brunswick</w:t>
                       </w:r>
                     </w:p>
                   </w:txbxContent>
@@ -333,16 +333,7 @@
                                 <w:sz w:val="24"/>
                                 <w:szCs w:val="28"/>
                               </w:rPr>
-                              <w:t>Entwicklungsingenieur</w:t>
-                            </w:r>
-                            <w:r>
-                              <w:rPr>
-                                <w:rFonts w:cs="Arial" w:ascii="Arial" w:hAnsi="Arial"/>
-                                <w:color w:themeColor="background1" w:val="FFFFFF"/>
-                                <w:sz w:val="24"/>
-                                <w:szCs w:val="28"/>
-                              </w:rPr>
-                              <w:t xml:space="preserve"> </w:t>
+                              <w:t>Development Engineer</w:t>
                             </w:r>
                           </w:p>
                           <w:p>
@@ -412,16 +403,7 @@
                           <w:sz w:val="24"/>
                           <w:szCs w:val="28"/>
                         </w:rPr>
-                        <w:t>Entwicklungsingenieur</w:t>
-                      </w:r>
-                      <w:r>
-                        <w:rPr>
-                          <w:rFonts w:cs="Arial" w:ascii="Arial" w:hAnsi="Arial"/>
-                          <w:color w:themeColor="background1" w:val="FFFFFF"/>
-                          <w:sz w:val="24"/>
-                          <w:szCs w:val="28"/>
-                        </w:rPr>
-                        <w:t xml:space="preserve"> </w:t>
+                        <w:t>Development Engineer</w:t>
                       </w:r>
                     </w:p>
                     <w:p>
@@ -564,6 +546,21 @@
     <w:p>
       <w:pPr>
         <w:pStyle w:val="Normal"/>
+        <w:jc w:val="start"/>
+        <w:rPr>
+          <w:rFonts w:ascii="Arial" w:hAnsi="Arial"/>
+        </w:rPr>
+      </w:pPr>
+      <w:r>
+        <w:rPr>
+          <w:rFonts w:ascii="Arial" w:hAnsi="Arial"/>
+        </w:rPr>
+        <w:t>[greeting]</w:t>
+      </w:r>
+    </w:p>
+    <w:p>
+      <w:pPr>
+        <w:pStyle w:val="Normal"/>
         <w:rPr>
           <w:rFonts w:ascii="Arial" w:hAnsi="Arial" w:cs="Arial"/>
           <w:szCs w:val="18"/>
@@ -576,17 +573,13 @@
           <w:szCs w:val="18"/>
           <w:lang w:val="es-CO"/>
         </w:rPr>
-        <w:t>Hallo [receiver],</w:t>
       </w:r>
     </w:p>
     <w:p>
       <w:pPr>
         <w:pStyle w:val="Normal"/>
-        <w:rPr>
-          <w:rFonts w:ascii="Arial" w:hAnsi="Arial" w:cs="Arial"/>
-          <w:szCs w:val="18"/>
-          <w:lang w:val="es-CO"/>
-        </w:rPr>
+        <w:jc w:val="both"/>
+        <w:rPr/>
       </w:pPr>
       <w:r>
         <w:rPr>
@@ -594,6 +587,7 @@
           <w:szCs w:val="18"/>
           <w:lang w:val="es-CO"/>
         </w:rPr>
+        <w:t>[letter_body]</w:t>
       </w:r>
     </w:p>
     <w:p>
@@ -610,13 +604,12 @@
           <w:rFonts w:cs="Arial" w:ascii="Arial" w:hAnsi="Arial"/>
           <w:szCs w:val="18"/>
         </w:rPr>
-        <w:t>ich habe meinen Master in Maschinenbau mit dem Schwerpunkt Energie- und Verfahrenstechnik an der TU Braunschweig abgeschlossen.</w:t>
       </w:r>
     </w:p>
     <w:p>
       <w:pPr>
         <w:pStyle w:val="Normal"/>
-        <w:jc w:val="both"/>
+        <w:spacing w:before="0" w:after="160"/>
         <w:rPr>
           <w:rFonts w:ascii="Arial" w:hAnsi="Arial" w:cs="Arial"/>
           <w:szCs w:val="18"/>
@@ -627,105 +620,14 @@
           <w:rFonts w:cs="Arial" w:ascii="Arial" w:hAnsi="Arial"/>
           <w:szCs w:val="18"/>
         </w:rPr>
-        <w:t>Während meines Studiums entwickelte ich eine große Leidenschaft für die Thermodynamik und deren technische Anwendungen, insbesondere in [areas_of_interest]. Ergänzend dazu vertiefte ich meine Kenntnisse durch zahlreiche Veranstaltungen im Bereich der mathematischen Modellierung und Simulation thermodynamischer Systeme. Diese Fähigkeiten konnte ich in verschiedenen akademischen Projekten sowie in meiner Bachelor- und Masterarbeit erfolgreich anwenden.</w:t>
+        <w:t>Kind regards</w:t>
       </w:r>
-    </w:p>
-    <w:p>
-      <w:pPr>
-        <w:pStyle w:val="Normal"/>
-        <w:jc w:val="both"/>
-        <w:rPr>
-          <w:rFonts w:ascii="Arial" w:hAnsi="Arial" w:cs="Arial"/>
-          <w:szCs w:val="18"/>
-        </w:rPr>
-      </w:pPr>
       <w:r>
         <w:rPr>
           <w:rFonts w:cs="Arial" w:ascii="Arial" w:hAnsi="Arial"/>
           <w:szCs w:val="18"/>
         </w:rPr>
-        <w:t>Beispielweise modellierte ich in meiner Masterarbeit ein Batteriesystem mit integriertem Kühlsystem und optimierte den Ladevorgang auf Basis realer EV-Batteriedaten. Ziel war es, einen möglichst schnellen Ladeprozess zu entwickeln, ohne dabei kritische Grenzwerte wie die maximale Zelltemperatur zu überschreiten.</w:t>
-      </w:r>
-    </w:p>
-    <w:p>
-      <w:pPr>
-        <w:pStyle w:val="Normal"/>
-        <w:jc w:val="both"/>
-        <w:rPr>
-          <w:rFonts w:ascii="Arial" w:hAnsi="Arial" w:cs="Arial"/>
-          <w:szCs w:val="18"/>
-        </w:rPr>
-      </w:pPr>
-      <w:r>
-        <w:rPr>
-          <w:rFonts w:cs="Arial" w:ascii="Arial" w:hAnsi="Arial"/>
-          <w:szCs w:val="18"/>
-        </w:rPr>
-        <w:t>Ich bin überzeugt, dass ich sowohl die praktischen als auch die akademischen Qualifikationen mitbringe, um Ihr Team sinnvoll zu unterstützen:</w:t>
-      </w:r>
-    </w:p>
-    <w:p>
-      <w:pPr>
-        <w:pStyle w:val="ListParagraph"/>
-        <w:numPr>
-          <w:ilvl w:val="0"/>
-          <w:numId w:val="3"/>
-        </w:numPr>
-        <w:ind w:hanging="360" w:start="720"/>
-        <w:rPr/>
-      </w:pPr>
-      <w:r>
-        <w:rPr/>
-        <w:t>[qualifications]</w:t>
-      </w:r>
-    </w:p>
-    <w:p>
-      <w:pPr>
-        <w:pStyle w:val="Normal"/>
-        <w:jc w:val="both"/>
-        <w:rPr>
-          <w:rFonts w:ascii="Arial" w:hAnsi="Arial" w:cs="Arial"/>
-          <w:szCs w:val="18"/>
-        </w:rPr>
-      </w:pPr>
-      <w:r>
-        <w:rPr>
-          <w:rFonts w:cs="Arial" w:ascii="Arial" w:hAnsi="Arial"/>
-          <w:szCs w:val="18"/>
-        </w:rPr>
-        <w:t>Ich freue mich darauf, Sie in einem persönlichen Gespräch kennenzulernen, und stehe Ihnen für weitere Informationen jederzeit gerne zur Verfügung.</w:t>
-      </w:r>
-    </w:p>
-    <w:p>
-      <w:pPr>
-        <w:pStyle w:val="Normal"/>
-        <w:rPr>
-          <w:rFonts w:ascii="Arial" w:hAnsi="Arial" w:cs="Arial"/>
-          <w:szCs w:val="18"/>
-        </w:rPr>
-      </w:pPr>
-      <w:r>
-        <w:rPr>
-          <w:rFonts w:cs="Arial" w:ascii="Arial" w:hAnsi="Arial"/>
-          <w:szCs w:val="18"/>
-        </w:rPr>
-      </w:r>
-    </w:p>
-    <w:p>
-      <w:pPr>
-        <w:pStyle w:val="Normal"/>
-        <w:spacing w:before="0" w:after="160"/>
-        <w:rPr>
-          <w:rFonts w:ascii="Arial" w:hAnsi="Arial" w:cs="Arial"/>
-          <w:szCs w:val="18"/>
-        </w:rPr>
-      </w:pPr>
-      <w:r>
-        <w:rPr>
-          <w:rFonts w:cs="Arial" w:ascii="Arial" w:hAnsi="Arial"/>
-          <w:szCs w:val="18"/>
-        </w:rPr>
-        <w:t>Mit freundlichen Grüßen</w:t>
+        <w:t>,</w:t>
         <w:br/>
         <w:t>Juan Aponte</w:t>
       </w:r>

--- a/templates/en/cover_letter_template.docx
+++ b/templates/en/cover_letter_template.docx
@@ -62,7 +62,7 @@
                         <w:txbxContent>
                           <w:p>
                             <w:pPr>
-                              <w:pStyle w:val="Rahmeninhaltuser"/>
+                              <w:pStyle w:val="Rahmeninhalt"/>
                               <w:spacing w:before="0" w:after="160"/>
                               <w:rPr>
                                 <w:rFonts w:ascii="Arial" w:hAnsi="Arial" w:cs="Arial"/>
@@ -98,7 +98,7 @@
                   <w:txbxContent>
                     <w:p>
                       <w:pPr>
-                        <w:pStyle w:val="Rahmeninhaltuser"/>
+                        <w:pStyle w:val="Rahmeninhalt"/>
                         <w:spacing w:before="0" w:after="160"/>
                         <w:rPr>
                           <w:rFonts w:ascii="Arial" w:hAnsi="Arial" w:cs="Arial"/>
@@ -162,7 +162,7 @@
                         <w:txbxContent>
                           <w:p>
                             <w:pPr>
-                              <w:pStyle w:val="Rahmeninhaltuser"/>
+                              <w:pStyle w:val="Rahmeninhalt"/>
                               <w:spacing w:before="0" w:after="160"/>
                               <w:jc w:val="center"/>
                               <w:rPr>
@@ -218,7 +218,7 @@
                   <w:txbxContent>
                     <w:p>
                       <w:pPr>
-                        <w:pStyle w:val="Rahmeninhaltuser"/>
+                        <w:pStyle w:val="Rahmeninhalt"/>
                         <w:spacing w:before="0" w:after="160"/>
                         <w:jc w:val="center"/>
                         <w:rPr>
@@ -302,7 +302,7 @@
                         <w:txbxContent>
                           <w:p>
                             <w:pPr>
-                              <w:pStyle w:val="Rahmeninhaltuser"/>
+                              <w:pStyle w:val="Rahmeninhalt"/>
                               <w:jc w:val="center"/>
                               <w:rPr>
                                 <w:color w:themeColor="background1" w:val="FFFFFF"/>
@@ -338,7 +338,7 @@
                           </w:p>
                           <w:p>
                             <w:pPr>
-                              <w:pStyle w:val="Rahmeninhaltuser"/>
+                              <w:pStyle w:val="Rahmeninhalt"/>
                               <w:spacing w:before="0" w:after="160"/>
                               <w:jc w:val="center"/>
                               <w:rPr>
@@ -372,7 +372,7 @@
                   <w:txbxContent>
                     <w:p>
                       <w:pPr>
-                        <w:pStyle w:val="Rahmeninhaltuser"/>
+                        <w:pStyle w:val="Rahmeninhalt"/>
                         <w:jc w:val="center"/>
                         <w:rPr>
                           <w:color w:themeColor="background1" w:val="FFFFFF"/>
@@ -408,7 +408,7 @@
                     </w:p>
                     <w:p>
                       <w:pPr>
-                        <w:pStyle w:val="Rahmeninhaltuser"/>
+                        <w:pStyle w:val="Rahmeninhalt"/>
                         <w:spacing w:before="0" w:after="160"/>
                         <w:jc w:val="center"/>
                         <w:rPr>
@@ -501,6 +501,7 @@
     <w:p>
       <w:pPr>
         <w:pStyle w:val="Normal"/>
+        <w:spacing w:before="0" w:after="0"/>
         <w:rPr>
           <w:rFonts w:ascii="Arial" w:hAnsi="Arial" w:cs="Arial"/>
           <w:szCs w:val="18"/>
@@ -515,8 +516,18 @@
           <w:lang w:val="es-CO"/>
         </w:rPr>
         <w:t>[company_name]</w:t>
-        <w:br/>
       </w:r>
+    </w:p>
+    <w:p>
+      <w:pPr>
+        <w:pStyle w:val="Normal"/>
+        <w:spacing w:before="0" w:after="0"/>
+        <w:rPr>
+          <w:rFonts w:ascii="Arial" w:hAnsi="Arial" w:cs="Arial"/>
+          <w:szCs w:val="18"/>
+          <w:lang w:val="es-CO"/>
+        </w:rPr>
+      </w:pPr>
       <w:r>
         <w:rPr>
           <w:rFonts w:cs="Arial" w:ascii="Arial" w:hAnsi="Arial"/>
@@ -609,7 +620,7 @@
     <w:p>
       <w:pPr>
         <w:pStyle w:val="Normal"/>
-        <w:spacing w:before="0" w:after="160"/>
+        <w:spacing w:before="0" w:after="0"/>
         <w:rPr>
           <w:rFonts w:ascii="Arial" w:hAnsi="Arial" w:cs="Arial"/>
           <w:szCs w:val="18"/>
@@ -620,15 +631,23 @@
           <w:rFonts w:cs="Arial" w:ascii="Arial" w:hAnsi="Arial"/>
           <w:szCs w:val="18"/>
         </w:rPr>
-        <w:t>Kind regards</w:t>
+        <w:t>Kind regards,</w:t>
       </w:r>
+    </w:p>
+    <w:p>
+      <w:pPr>
+        <w:pStyle w:val="Normal"/>
+        <w:spacing w:before="0" w:after="0"/>
+        <w:rPr>
+          <w:rFonts w:ascii="Arial" w:hAnsi="Arial" w:cs="Arial"/>
+          <w:szCs w:val="18"/>
+        </w:rPr>
+      </w:pPr>
       <w:r>
         <w:rPr>
           <w:rFonts w:cs="Arial" w:ascii="Arial" w:hAnsi="Arial"/>
           <w:szCs w:val="18"/>
         </w:rPr>
-        <w:t>,</w:t>
-        <w:br/>
         <w:t>Juan Aponte</w:t>
       </w:r>
     </w:p>
@@ -1727,15 +1746,15 @@
       <w:rFonts w:cs="Lucida Sans"/>
     </w:rPr>
   </w:style>
+  <w:style w:type="paragraph" w:styleId="Kopf-Fuzeile">
+    <w:name w:val="Kopf-/Fußzeile"/>
+    <w:basedOn w:val="Normal"/>
+    <w:qFormat/>
+    <w:pPr/>
+    <w:rPr/>
+  </w:style>
   <w:style w:type="paragraph" w:styleId="Kopf-Fuzeileuser">
     <w:name w:val="Kopf-/Fußzeile (user)"/>
-    <w:basedOn w:val="Normal"/>
-    <w:qFormat/>
-    <w:pPr/>
-    <w:rPr/>
-  </w:style>
-  <w:style w:type="paragraph" w:styleId="Kopf-Fuzeile">
-    <w:name w:val="Kopf-/Fußzeile"/>
     <w:basedOn w:val="Normal"/>
     <w:qFormat/>
     <w:pPr/>
@@ -1855,6 +1874,13 @@
     </w:pPr>
     <w:rPr/>
   </w:style>
+  <w:style w:type="paragraph" w:styleId="Rahmeninhalt">
+    <w:name w:val="Rahmeninhalt"/>
+    <w:basedOn w:val="Normal"/>
+    <w:qFormat/>
+    <w:pPr/>
+    <w:rPr/>
+  </w:style>
   <w:style w:type="paragraph" w:styleId="Rahmeninhaltuser">
     <w:name w:val="Rahmeninhalt (user)"/>
     <w:basedOn w:val="Normal"/>
@@ -1862,15 +1888,8 @@
     <w:pPr/>
     <w:rPr/>
   </w:style>
-  <w:style w:type="paragraph" w:styleId="Rahmeninhalt">
-    <w:name w:val="Rahmeninhalt"/>
-    <w:basedOn w:val="Normal"/>
-    <w:qFormat/>
-    <w:pPr/>
-    <w:rPr/>
-  </w:style>
-  <w:style w:type="numbering" w:styleId="KeineListeuser" w:default="1">
-    <w:name w:val="Keine Liste (user)"/>
+  <w:style w:type="numbering" w:styleId="KeineListe" w:default="1">
+    <w:name w:val="Keine Liste"/>
     <w:uiPriority w:val="99"/>
     <w:semiHidden/>
     <w:unhideWhenUsed/>
